--- a/files/marked/IS-012資訊安全事件管理程序.docx
+++ b/files/marked/IS-012資訊安全事件管理程序.docx
@@ -2733,64 +2733,7 @@
         </w:rPr>
       </w:pPr>
       <w:r>
-        <w:rPr>
-          <w:color w:val="000000"/>
-          <w:szCs w:val="28"/>
-        </w:rPr>
-        <w:t>發現疑似資訊安全異常</w:t>
-      </w:r>
-      <w:r>
-        <w:rPr>
-          <w:rFonts w:hint="eastAsia"/>
-          <w:color w:val="000000"/>
-          <w:szCs w:val="28"/>
-        </w:rPr>
-        <w:t>事件或</w:t>
-      </w:r>
-      <w:r>
-        <w:rPr>
-          <w:color w:val="000000"/>
-          <w:szCs w:val="28"/>
-        </w:rPr>
-        <w:t>事故</w:t>
-      </w:r>
-      <w:r>
-        <w:rPr>
-          <w:color w:val="000000"/>
-          <w:szCs w:val="28"/>
-        </w:rPr>
-        <w:t>時，</w:t>
-      </w:r>
-      <w:r>
-        <w:rPr>
-          <w:rFonts w:hint="eastAsia"/>
-          <w:color w:val="000000"/>
-          <w:szCs w:val="28"/>
-        </w:rPr>
-        <w:t>本公司</w:t>
-      </w:r>
-      <w:r>
-        <w:rPr>
-          <w:rFonts w:hint="eastAsia"/>
-          <w:color w:val="000000"/>
-          <w:szCs w:val="28"/>
-        </w:rPr>
-        <w:t>同仁</w:t>
-      </w:r>
-      <w:r>
-        <w:rPr>
-          <w:rFonts w:hint="eastAsia"/>
-          <w:color w:val="000000"/>
-          <w:szCs w:val="28"/>
-        </w:rPr>
-        <w:t>與委外人員</w:t>
-      </w:r>
-      <w:r>
-        <w:rPr>
-          <w:color w:val="000000"/>
-          <w:szCs w:val="28"/>
-        </w:rPr>
-        <w:t>皆負有即時通報之責任。</w:t>
+        <w:t>{{incident_report_clause}}</w:t>
       </w:r>
     </w:p>
     <w:p>
